--- a/.docx/TJF_Global_Campaign_Strategy.docx
+++ b/.docx/TJF_Global_Campaign_Strategy.docx
@@ -3025,7 +3025,7 @@
           <w:iCs/>
           <w:color w:val="5A3A28"/>
         </w:rPr>
-        <w:t xml:space="preserve">The original brief asked for very large fixed quantities (100 posts, 50 captions, 50 donor messages, 30+30+30 platform posts, 20+20 video ideas). Rather than pad those numbers with repetitive filler, this section gives a strong, usable starter set for each category built on the exact templates above — genuinely reusable, not a placeholder count. TJF's team (or Claude, in a future session) can generate additional entries on demand using this same structure once real program stories exist to fill them.</w:t>
+        <w:t xml:space="preserve">The original brief asked for very large fixed quantities (100 posts, 50 captions, 50 donor messages, 30+30+30 platform posts, 20+20 video ideas). Rather than pad those numbers with repetitive filler in one pass, this library is being built incrementally in genuine, non-repetitive batches on the templates established above. Request the next batch at any time to keep expanding any category.</w:t>
       </w:r>
     </w:p>
     <w:p>
@@ -3489,362 +3489,1631 @@
     </w:p>
     <w:p>
       <w:pPr>
-        <w:pStyle w:val="Heading2"/>
-        <w:spacing w:after="110" w:before="220"/>
+        <w:spacing w:after="40" w:before="160"/>
+      </w:pPr>
+      <w:r>
+        <w:rPr>
+          <w:b/>
+          <w:bCs/>
+          <w:color w:val="1E2761"/>
+          <w:sz w:val="22"/>
+          <w:szCs w:val="22"/>
+        </w:rPr>
+        <w:t xml:space="preserve">Why We Chose Four, Not One</w:t>
+      </w:r>
+    </w:p>
+    <w:p>
+      <w:pPr>
+        <w:spacing w:after="40"/>
+      </w:pPr>
+      <w:r>
+        <w:rPr>
+          <w:color w:val="222222"/>
+          <w:sz w:val="20"/>
+          <w:szCs w:val="20"/>
+        </w:rPr>
+        <w:t xml:space="preserve">Most charities pick a lane. We picked four, on purpose — because families don't experience their problems one at a time.</w:t>
+      </w:r>
+    </w:p>
+    <w:p>
+      <w:pPr>
+        <w:spacing w:after="40"/>
       </w:pPr>
       <w:r>
         <w:rPr>
           <w:b/>
           <w:bCs/>
           <w:color w:val="B8543E"/>
-        </w:rPr>
-        <w:t xml:space="preserve">Sample Inspirational Captions</w:t>
-      </w:r>
-    </w:p>
-    <w:p>
-      <w:pPr>
-        <w:spacing w:after="90"/>
-        <w:ind w:left="431"/>
-      </w:pPr>
-      <w:r>
-        <w:rPr>
-          <w:color w:val="222222"/>
-        </w:rPr>
-        <w:t xml:space="preserve">•  "A family's challenges rarely come one at a time. Neither does our help."</w:t>
-      </w:r>
-    </w:p>
-    <w:p>
-      <w:pPr>
-        <w:spacing w:after="90"/>
-        <w:ind w:left="431"/>
-      </w:pPr>
-      <w:r>
-        <w:rPr>
-          <w:color w:val="222222"/>
-        </w:rPr>
-        <w:t xml:space="preserve">•  "Hope isn't a feeling here — it's a school fee paid, a clinic visit kept, a small business started."</w:t>
-      </w:r>
-    </w:p>
-    <w:p>
-      <w:pPr>
-        <w:spacing w:after="90"/>
-        <w:ind w:left="431"/>
-      </w:pPr>
-      <w:r>
-        <w:rPr>
-          <w:color w:val="222222"/>
-        </w:rPr>
-        <w:t xml:space="preserve">•  "We measure impact in specifics: one child, one check-up, one loan. Not slogans."</w:t>
-      </w:r>
-    </w:p>
-    <w:p>
-      <w:pPr>
-        <w:spacing w:after="90"/>
-        <w:ind w:left="431"/>
-      </w:pPr>
-      <w:r>
-        <w:rPr>
-          <w:color w:val="222222"/>
-        </w:rPr>
-        <w:t xml:space="preserve">•  "Building whole communities starts with believing a whole family deserves a whole solution."</w:t>
-      </w:r>
-    </w:p>
-    <w:p>
-      <w:pPr>
-        <w:spacing w:after="90"/>
-        <w:ind w:left="431"/>
-      </w:pPr>
-      <w:r>
-        <w:rPr>
-          <w:color w:val="222222"/>
-        </w:rPr>
-        <w:t xml:space="preserve">•  "You don't need a fortune to change a family's year. You need $15 a month and a plan that works."</w:t>
-      </w:r>
-    </w:p>
-    <w:p>
-      <w:pPr>
-        <w:pStyle w:val="Heading2"/>
-        <w:spacing w:after="110" w:before="220"/>
+          <w:sz w:val="19"/>
+          <w:szCs w:val="19"/>
+        </w:rPr>
+        <w:t xml:space="preserve">CTA: </w:t>
+      </w:r>
+      <w:r>
+        <w:rPr>
+          <w:color w:val="222222"/>
+          <w:sz w:val="19"/>
+          <w:szCs w:val="19"/>
+        </w:rPr>
+        <w:t xml:space="preserve">Read the full reasoning → link in bio</w:t>
+      </w:r>
+    </w:p>
+    <w:p>
+      <w:pPr>
+        <w:spacing w:after="40"/>
+      </w:pPr>
+      <w:r>
+        <w:rPr>
+          <w:b/>
+          <w:bCs/>
+          <w:color w:val="6E8B6E"/>
+          <w:sz w:val="19"/>
+          <w:szCs w:val="19"/>
+        </w:rPr>
+        <w:t xml:space="preserve">Visual: </w:t>
+      </w:r>
+      <w:r>
+        <w:rPr>
+          <w:i/>
+          <w:iCs/>
+          <w:color w:val="222222"/>
+          <w:sz w:val="19"/>
+          <w:szCs w:val="19"/>
+        </w:rPr>
+        <w:t xml:space="preserve">Four icons merging into one mark, animated</w:t>
+      </w:r>
+    </w:p>
+    <w:p>
+      <w:pPr>
+        <w:spacing w:after="100"/>
+      </w:pPr>
+      <w:r>
+        <w:rPr>
+          <w:color w:val="5A5A5A"/>
+          <w:sz w:val="18"/>
+          <w:szCs w:val="18"/>
+        </w:rPr>
+        <w:t xml:space="preserve">#IntegratedGiving #TJF</w:t>
+      </w:r>
+    </w:p>
+    <w:p>
+      <w:pPr>
+        <w:spacing w:after="40" w:before="160"/>
+      </w:pPr>
+      <w:r>
+        <w:rPr>
+          <w:b/>
+          <w:bCs/>
+          <w:color w:val="1E2761"/>
+          <w:sz w:val="22"/>
+          <w:szCs w:val="22"/>
+        </w:rPr>
+        <w:t xml:space="preserve">What $15 Actually Buys</w:t>
+      </w:r>
+    </w:p>
+    <w:p>
+      <w:pPr>
+        <w:spacing w:after="40"/>
+      </w:pPr>
+      <w:r>
+        <w:rPr>
+          <w:color w:val="222222"/>
+          <w:sz w:val="20"/>
+          <w:szCs w:val="20"/>
+        </w:rPr>
+        <w:t xml:space="preserve">One month of school supplies for one child. Not a metaphor — an actual receipt-able outcome.</w:t>
+      </w:r>
+    </w:p>
+    <w:p>
+      <w:pPr>
+        <w:spacing w:after="40"/>
       </w:pPr>
       <w:r>
         <w:rPr>
           <w:b/>
           <w:bCs/>
           <w:color w:val="B8543E"/>
-        </w:rPr>
-        <w:t xml:space="preserve">Sample Donor-Focused Messages</w:t>
-      </w:r>
-    </w:p>
-    <w:p>
-      <w:pPr>
-        <w:spacing w:after="90"/>
-        <w:ind w:left="431"/>
-      </w:pPr>
-      <w:r>
-        <w:rPr>
-          <w:color w:val="222222"/>
-        </w:rPr>
-        <w:t xml:space="preserve">•  "Your $40/month funds a full month of community health outreach for one family — not a metaphor, an actual outreach visit."</w:t>
-      </w:r>
-    </w:p>
-    <w:p>
-      <w:pPr>
-        <w:spacing w:after="90"/>
-        <w:ind w:left="431"/>
-      </w:pPr>
-      <w:r>
-        <w:rPr>
-          <w:color w:val="222222"/>
-        </w:rPr>
-        <w:t xml:space="preserve">•  "We publish our governance documents before we ask for your gift, because trust should be verifiable, not assumed."</w:t>
-      </w:r>
-    </w:p>
-    <w:p>
-      <w:pPr>
-        <w:spacing w:after="90"/>
-        <w:ind w:left="431"/>
-      </w:pPr>
-      <w:r>
-        <w:rPr>
-          <w:color w:val="222222"/>
-        </w:rPr>
-        <w:t xml:space="preserve">•  "Recurring gifts let us plan programs with confidence instead of guessing what next quarter looks like. That's why we ask for monthly, not just once."</w:t>
-      </w:r>
-    </w:p>
-    <w:p>
-      <w:pPr>
-        <w:pStyle w:val="Heading2"/>
-        <w:spacing w:after="110" w:before="220"/>
+          <w:sz w:val="19"/>
+          <w:szCs w:val="19"/>
+        </w:rPr>
+        <w:t xml:space="preserve">CTA: </w:t>
+      </w:r>
+      <w:r>
+        <w:rPr>
+          <w:color w:val="222222"/>
+          <w:sz w:val="19"/>
+          <w:szCs w:val="19"/>
+        </w:rPr>
+        <w:t xml:space="preserve">Join Send Home Hope from $15/month</w:t>
+      </w:r>
+    </w:p>
+    <w:p>
+      <w:pPr>
+        <w:spacing w:after="40"/>
+      </w:pPr>
+      <w:r>
+        <w:rPr>
+          <w:b/>
+          <w:bCs/>
+          <w:color w:val="6E8B6E"/>
+          <w:sz w:val="19"/>
+          <w:szCs w:val="19"/>
+        </w:rPr>
+        <w:t xml:space="preserve">Visual: </w:t>
+      </w:r>
+      <w:r>
+        <w:rPr>
+          <w:i/>
+          <w:iCs/>
+          <w:color w:val="222222"/>
+          <w:sz w:val="19"/>
+          <w:szCs w:val="19"/>
+        </w:rPr>
+        <w:t xml:space="preserve">Simple graphic: $15 → school supplies icon</w:t>
+      </w:r>
+    </w:p>
+    <w:p>
+      <w:pPr>
+        <w:spacing w:after="100"/>
+      </w:pPr>
+      <w:r>
+        <w:rPr>
+          <w:color w:val="5A5A5A"/>
+          <w:sz w:val="18"/>
+          <w:szCs w:val="18"/>
+        </w:rPr>
+        <w:t xml:space="preserve">#SendHomeHope #Diaspora</w:t>
+      </w:r>
+    </w:p>
+    <w:p>
+      <w:pPr>
+        <w:spacing w:after="40" w:before="160"/>
+      </w:pPr>
+      <w:r>
+        <w:rPr>
+          <w:b/>
+          <w:bCs/>
+          <w:color w:val="1E2761"/>
+          <w:sz w:val="22"/>
+          <w:szCs w:val="22"/>
+        </w:rPr>
+        <w:t xml:space="preserve">The Grants We're Chasing This Quarter</w:t>
+      </w:r>
+    </w:p>
+    <w:p>
+      <w:pPr>
+        <w:spacing w:after="40"/>
+      </w:pPr>
+      <w:r>
+        <w:rPr>
+          <w:color w:val="222222"/>
+          <w:sz w:val="20"/>
+          <w:szCs w:val="20"/>
+        </w:rPr>
+        <w:t xml:space="preserve">A behind-the-scenes look at which institutional funders we're applying to and why.</w:t>
+      </w:r>
+    </w:p>
+    <w:p>
+      <w:pPr>
+        <w:spacing w:after="40"/>
       </w:pPr>
       <w:r>
         <w:rPr>
           <w:b/>
           <w:bCs/>
           <w:color w:val="B8543E"/>
-        </w:rPr>
-        <w:t xml:space="preserve">LinkedIn Thought Leadership Angles (institutional audience)</w:t>
-      </w:r>
-    </w:p>
-    <w:p>
-      <w:pPr>
-        <w:spacing w:after="90"/>
-        <w:ind w:left="431"/>
-      </w:pPr>
-      <w:r>
-        <w:rPr>
-          <w:color w:val="222222"/>
-        </w:rPr>
-        <w:t xml:space="preserve">•  "Why Integrated Giving Outperforms Single-Issue Charity" — a data/reasoning-led piece on the four-pillar model</w:t>
-      </w:r>
-    </w:p>
-    <w:p>
-      <w:pPr>
-        <w:spacing w:after="90"/>
-        <w:ind w:left="431"/>
-      </w:pPr>
-      <w:r>
-        <w:rPr>
-          <w:color w:val="222222"/>
-        </w:rPr>
-        <w:t xml:space="preserve">•  "What Institutional Funders Actually Check For in Due Diligence" — positions TJF as understanding funder needs</w:t>
-      </w:r>
-    </w:p>
-    <w:p>
-      <w:pPr>
-        <w:spacing w:after="90"/>
-        <w:ind w:left="431"/>
-      </w:pPr>
-      <w:r>
-        <w:rPr>
-          <w:color w:val="222222"/>
-        </w:rPr>
-        <w:t xml:space="preserve">•  "Governance Before Growth: Why We Published Our Constitution Before Our First Program Photo"</w:t>
-      </w:r>
-    </w:p>
-    <w:p>
-      <w:pPr>
-        <w:spacing w:after="90"/>
-        <w:ind w:left="431"/>
-      </w:pPr>
-      <w:r>
-        <w:rPr>
-          <w:color w:val="222222"/>
-        </w:rPr>
-        <w:t xml:space="preserve">•  "The Diaspora Giving Gap — and What We're Doing About It" (ties to Send Home Hope)</w:t>
-      </w:r>
-    </w:p>
-    <w:p>
-      <w:pPr>
-        <w:spacing w:after="90"/>
-        <w:ind w:left="431"/>
-      </w:pPr>
-      <w:r>
-        <w:rPr>
-          <w:color w:val="222222"/>
-        </w:rPr>
-        <w:t xml:space="preserve">•  "Founding Stage ≠ Unready: A Transparent Look at What We've Built So Far"</w:t>
-      </w:r>
-    </w:p>
-    <w:p>
-      <w:pPr>
-        <w:pStyle w:val="Heading2"/>
-        <w:spacing w:after="110" w:before="220"/>
+          <w:sz w:val="19"/>
+          <w:szCs w:val="19"/>
+        </w:rPr>
+        <w:t xml:space="preserve">CTA: </w:t>
+      </w:r>
+      <w:r>
+        <w:rPr>
+          <w:color w:val="222222"/>
+          <w:sz w:val="19"/>
+          <w:szCs w:val="19"/>
+        </w:rPr>
+        <w:t xml:space="preserve">Follow our grants journey</w:t>
+      </w:r>
+    </w:p>
+    <w:p>
+      <w:pPr>
+        <w:spacing w:after="40"/>
+      </w:pPr>
+      <w:r>
+        <w:rPr>
+          <w:b/>
+          <w:bCs/>
+          <w:color w:val="6E8B6E"/>
+          <w:sz w:val="19"/>
+          <w:szCs w:val="19"/>
+        </w:rPr>
+        <w:t xml:space="preserve">Visual: </w:t>
+      </w:r>
+      <w:r>
+        <w:rPr>
+          <w:i/>
+          <w:iCs/>
+          <w:color w:val="222222"/>
+          <w:sz w:val="19"/>
+          <w:szCs w:val="19"/>
+        </w:rPr>
+        <w:t xml:space="preserve">Screenshot-style graphic of the grants calendar (blurred/summarized)</w:t>
+      </w:r>
+    </w:p>
+    <w:p>
+      <w:pPr>
+        <w:spacing w:after="100"/>
+      </w:pPr>
+      <w:r>
+        <w:rPr>
+          <w:color w:val="5A5A5A"/>
+          <w:sz w:val="18"/>
+          <w:szCs w:val="18"/>
+        </w:rPr>
+        <w:t xml:space="preserve">#NGOLife #Transparency</w:t>
+      </w:r>
+    </w:p>
+    <w:p>
+      <w:pPr>
+        <w:spacing w:after="40" w:before="160"/>
+      </w:pPr>
+      <w:r>
+        <w:rPr>
+          <w:b/>
+          <w:bCs/>
+          <w:color w:val="1E2761"/>
+          <w:sz w:val="22"/>
+          <w:szCs w:val="22"/>
+        </w:rPr>
+        <w:t xml:space="preserve">One Year From Now</w:t>
+      </w:r>
+    </w:p>
+    <w:p>
+      <w:pPr>
+        <w:spacing w:after="40"/>
+      </w:pPr>
+      <w:r>
+        <w:rPr>
+          <w:color w:val="222222"/>
+          <w:sz w:val="20"/>
+          <w:szCs w:val="20"/>
+        </w:rPr>
+        <w:t xml:space="preserve">Vision-casting: what does TJF look like in 12 months if this founding stage goes well?</w:t>
+      </w:r>
+    </w:p>
+    <w:p>
+      <w:pPr>
+        <w:spacing w:after="40"/>
       </w:pPr>
       <w:r>
         <w:rPr>
           <w:b/>
           <w:bCs/>
           <w:color w:val="B8543E"/>
-        </w:rPr>
-        <w:t xml:space="preserve">Facebook Engagement Post Angles (community audience)</w:t>
-      </w:r>
-    </w:p>
-    <w:p>
-      <w:pPr>
-        <w:spacing w:after="90"/>
-        <w:ind w:left="431"/>
-      </w:pPr>
-      <w:r>
-        <w:rPr>
-          <w:color w:val="222222"/>
-        </w:rPr>
-        <w:t xml:space="preserve">•  "Tag someone who'd want to follow this journey with us."</w:t>
-      </w:r>
-    </w:p>
-    <w:p>
-      <w:pPr>
-        <w:spacing w:after="90"/>
-        <w:ind w:left="431"/>
-      </w:pPr>
-      <w:r>
-        <w:rPr>
-          <w:color w:val="222222"/>
-        </w:rPr>
-        <w:t xml:space="preserve">•  "Which of our four pillars means the most to you — and why? Tell us below."</w:t>
-      </w:r>
-    </w:p>
-    <w:p>
-      <w:pPr>
-        <w:spacing w:after="90"/>
-        <w:ind w:left="431"/>
-      </w:pPr>
-      <w:r>
-        <w:rPr>
-          <w:color w:val="222222"/>
-        </w:rPr>
-        <w:t xml:space="preserve">•  "Ask us anything about how TJF actually works — we'll answer every comment."</w:t>
-      </w:r>
-    </w:p>
-    <w:p>
-      <w:pPr>
-        <w:pStyle w:val="Heading2"/>
-        <w:spacing w:after="110" w:before="220"/>
+          <w:sz w:val="19"/>
+          <w:szCs w:val="19"/>
+        </w:rPr>
+        <w:t xml:space="preserve">CTA: </w:t>
+      </w:r>
+      <w:r>
+        <w:rPr>
+          <w:color w:val="222222"/>
+          <w:sz w:val="19"/>
+          <w:szCs w:val="19"/>
+        </w:rPr>
+        <w:t xml:space="preserve">Help us get there — get involved today</w:t>
+      </w:r>
+    </w:p>
+    <w:p>
+      <w:pPr>
+        <w:spacing w:after="40"/>
+      </w:pPr>
+      <w:r>
+        <w:rPr>
+          <w:b/>
+          <w:bCs/>
+          <w:color w:val="6E8B6E"/>
+          <w:sz w:val="19"/>
+          <w:szCs w:val="19"/>
+        </w:rPr>
+        <w:t xml:space="preserve">Visual: </w:t>
+      </w:r>
+      <w:r>
+        <w:rPr>
+          <w:i/>
+          <w:iCs/>
+          <w:color w:val="222222"/>
+          <w:sz w:val="19"/>
+          <w:szCs w:val="19"/>
+        </w:rPr>
+        <w:t xml:space="preserve">Timeline graphic, present → 12 months</w:t>
+      </w:r>
+    </w:p>
+    <w:p>
+      <w:pPr>
+        <w:spacing w:after="100"/>
+      </w:pPr>
+      <w:r>
+        <w:rPr>
+          <w:color w:val="5A5A5A"/>
+          <w:sz w:val="18"/>
+          <w:szCs w:val="18"/>
+        </w:rPr>
+        <w:t xml:space="preserve">#FoundingStage #Vision</w:t>
+      </w:r>
+    </w:p>
+    <w:p>
+      <w:pPr>
+        <w:spacing w:after="40" w:before="160"/>
+      </w:pPr>
+      <w:r>
+        <w:rPr>
+          <w:b/>
+          <w:bCs/>
+          <w:color w:val="1E2761"/>
+          <w:sz w:val="22"/>
+          <w:szCs w:val="22"/>
+        </w:rPr>
+        <w:t xml:space="preserve">Ask The Founder — Live Q&amp;A</w:t>
+      </w:r>
+    </w:p>
+    <w:p>
+      <w:pPr>
+        <w:spacing w:after="40"/>
+      </w:pPr>
+      <w:r>
+        <w:rPr>
+          <w:color w:val="222222"/>
+          <w:sz w:val="20"/>
+          <w:szCs w:val="20"/>
+        </w:rPr>
+        <w:t xml:space="preserve">Submit your questions about how TJF actually works; founder answers on video.</w:t>
+      </w:r>
+    </w:p>
+    <w:p>
+      <w:pPr>
+        <w:spacing w:after="40"/>
       </w:pPr>
       <w:r>
         <w:rPr>
           <w:b/>
           <w:bCs/>
           <w:color w:val="B8543E"/>
-        </w:rPr>
-        <w:t xml:space="preserve">Instagram Reels Concepts</w:t>
-      </w:r>
-    </w:p>
-    <w:p>
-      <w:pPr>
-        <w:spacing w:after="90"/>
-        <w:ind w:left="431"/>
-      </w:pPr>
-      <w:r>
-        <w:rPr>
-          <w:color w:val="222222"/>
-        </w:rPr>
-        <w:t xml:space="preserve">•  60-second "one gift, four outcomes" explainer, fast cuts, on-screen text only, no voiceover needed</w:t>
-      </w:r>
-    </w:p>
-    <w:p>
-      <w:pPr>
-        <w:spacing w:after="90"/>
-        <w:ind w:left="431"/>
-      </w:pPr>
-      <w:r>
-        <w:rPr>
-          <w:color w:val="222222"/>
-        </w:rPr>
-        <w:t xml:space="preserve">•  "A day in the life of a Community Health Champion" (once program launches, real footage with consent)</w:t>
-      </w:r>
-    </w:p>
-    <w:p>
-      <w:pPr>
-        <w:spacing w:after="90"/>
-        <w:ind w:left="431"/>
-      </w:pPr>
-      <w:r>
-        <w:rPr>
-          <w:color w:val="222222"/>
-        </w:rPr>
-        <w:t xml:space="preserve">•  Founder walks through the four pillars using four physical objects on a table (school book, stethoscope, coin, plant)</w:t>
-      </w:r>
-    </w:p>
-    <w:p>
-      <w:pPr>
-        <w:pStyle w:val="Heading2"/>
-        <w:spacing w:after="110" w:before="220"/>
+          <w:sz w:val="19"/>
+          <w:szCs w:val="19"/>
+        </w:rPr>
+        <w:t xml:space="preserve">CTA: </w:t>
+      </w:r>
+      <w:r>
+        <w:rPr>
+          <w:color w:val="222222"/>
+          <w:sz w:val="19"/>
+          <w:szCs w:val="19"/>
+        </w:rPr>
+        <w:t xml:space="preserve">Drop your question in the comments</w:t>
+      </w:r>
+    </w:p>
+    <w:p>
+      <w:pPr>
+        <w:spacing w:after="40"/>
+      </w:pPr>
+      <w:r>
+        <w:rPr>
+          <w:b/>
+          <w:bCs/>
+          <w:color w:val="6E8B6E"/>
+          <w:sz w:val="19"/>
+          <w:szCs w:val="19"/>
+        </w:rPr>
+        <w:t xml:space="preserve">Visual: </w:t>
+      </w:r>
+      <w:r>
+        <w:rPr>
+          <w:i/>
+          <w:iCs/>
+          <w:color w:val="222222"/>
+          <w:sz w:val="19"/>
+          <w:szCs w:val="19"/>
+        </w:rPr>
+        <w:t xml:space="preserve">Founder portrait teaser graphic</w:t>
+      </w:r>
+    </w:p>
+    <w:p>
+      <w:pPr>
+        <w:spacing w:after="100"/>
+      </w:pPr>
+      <w:r>
+        <w:rPr>
+          <w:color w:val="5A5A5A"/>
+          <w:sz w:val="18"/>
+          <w:szCs w:val="18"/>
+        </w:rPr>
+        <w:t xml:space="preserve">#AskTheFounder #TJF</w:t>
+      </w:r>
+    </w:p>
+    <w:p>
+      <w:pPr>
+        <w:spacing w:after="40" w:before="160"/>
+      </w:pPr>
+      <w:r>
+        <w:rPr>
+          <w:b/>
+          <w:bCs/>
+          <w:color w:val="1E2761"/>
+          <w:sz w:val="22"/>
+          <w:szCs w:val="22"/>
+        </w:rPr>
+        <w:t xml:space="preserve">The Uganda We're Building For</w:t>
+      </w:r>
+    </w:p>
+    <w:p>
+      <w:pPr>
+        <w:spacing w:after="40"/>
+      </w:pPr>
+      <w:r>
+        <w:rPr>
+          <w:color w:val="222222"/>
+          <w:sz w:val="20"/>
+          <w:szCs w:val="20"/>
+        </w:rPr>
+        <w:t xml:space="preserve">Context-setting: the specific realities of the communities TJF serves, told with respect and specificity, not generalization.</w:t>
+      </w:r>
+    </w:p>
+    <w:p>
+      <w:pPr>
+        <w:spacing w:after="40"/>
       </w:pPr>
       <w:r>
         <w:rPr>
           <w:b/>
           <w:bCs/>
           <w:color w:val="B8543E"/>
-        </w:rPr>
-        <w:t xml:space="preserve">YouTube Video Ideas</w:t>
-      </w:r>
-    </w:p>
-    <w:p>
-      <w:pPr>
-        <w:spacing w:after="90"/>
-        <w:ind w:left="431"/>
-      </w:pPr>
-      <w:r>
-        <w:rPr>
-          <w:color w:val="222222"/>
-        </w:rPr>
-        <w:t xml:space="preserve">•  "Why We Built TJF" — 4–6 minute founder documentary-style piece</w:t>
-      </w:r>
-    </w:p>
-    <w:p>
-      <w:pPr>
-        <w:spacing w:after="90"/>
-        <w:ind w:left="431"/>
-      </w:pPr>
-      <w:r>
-        <w:rPr>
-          <w:color w:val="222222"/>
-        </w:rPr>
-        <w:t xml:space="preserve">•  "Inside Our Governance: A Transparency Walkthrough" — screen-recording style tour of the published governance bundle</w:t>
-      </w:r>
-    </w:p>
-    <w:p>
-      <w:pPr>
-        <w:spacing w:after="90"/>
-        <w:ind w:left="431"/>
-      </w:pPr>
-      <w:r>
-        <w:rPr>
-          <w:color w:val="222222"/>
-        </w:rPr>
-        <w:t xml:space="preserve">•  Quarterly "State of TJF" update video — metrics, milestones, what's next</w:t>
-      </w:r>
-    </w:p>
-    <w:p>
-      <w:pPr>
-        <w:pStyle w:val="Heading2"/>
-        <w:spacing w:after="110" w:before="220"/>
+          <w:sz w:val="19"/>
+          <w:szCs w:val="19"/>
+        </w:rPr>
+        <w:t xml:space="preserve">CTA: </w:t>
+      </w:r>
+      <w:r>
+        <w:rPr>
+          <w:color w:val="222222"/>
+          <w:sz w:val="19"/>
+          <w:szCs w:val="19"/>
+        </w:rPr>
+        <w:t xml:space="preserve">Learn about our program context</w:t>
+      </w:r>
+    </w:p>
+    <w:p>
+      <w:pPr>
+        <w:spacing w:after="40"/>
+      </w:pPr>
+      <w:r>
+        <w:rPr>
+          <w:b/>
+          <w:bCs/>
+          <w:color w:val="6E8B6E"/>
+          <w:sz w:val="19"/>
+          <w:szCs w:val="19"/>
+        </w:rPr>
+        <w:t xml:space="preserve">Visual: </w:t>
+      </w:r>
+      <w:r>
+        <w:rPr>
+          <w:i/>
+          <w:iCs/>
+          <w:color w:val="222222"/>
+          <w:sz w:val="19"/>
+          <w:szCs w:val="19"/>
+        </w:rPr>
+        <w:t xml:space="preserve">Map/location graphic, Kampala + surrounding region</w:t>
+      </w:r>
+    </w:p>
+    <w:p>
+      <w:pPr>
+        <w:spacing w:after="100"/>
+      </w:pPr>
+      <w:r>
+        <w:rPr>
+          <w:color w:val="5A5A5A"/>
+          <w:sz w:val="18"/>
+          <w:szCs w:val="18"/>
+        </w:rPr>
+        <w:t xml:space="preserve">#Uganda #EastAfrica</w:t>
+      </w:r>
+    </w:p>
+    <w:p>
+      <w:pPr>
+        <w:spacing w:after="40" w:before="160"/>
+      </w:pPr>
+      <w:r>
+        <w:rPr>
+          <w:b/>
+          <w:bCs/>
+          <w:color w:val="1E2761"/>
+          <w:sz w:val="22"/>
+          <w:szCs w:val="22"/>
+        </w:rPr>
+        <w:t xml:space="preserve">A Month in Numbers (recurring monthly format)</w:t>
+      </w:r>
+    </w:p>
+    <w:p>
+      <w:pPr>
+        <w:spacing w:after="40"/>
+      </w:pPr>
+      <w:r>
+        <w:rPr>
+          <w:color w:val="222222"/>
+          <w:sz w:val="20"/>
+          <w:szCs w:val="20"/>
+        </w:rPr>
+        <w:t xml:space="preserve">Every month, one simple graphic: what moved, what didn't, what's next. No spin.</w:t>
+      </w:r>
+    </w:p>
+    <w:p>
+      <w:pPr>
+        <w:spacing w:after="40"/>
       </w:pPr>
       <w:r>
         <w:rPr>
           <w:b/>
           <w:bCs/>
           <w:color w:val="B8543E"/>
+          <w:sz w:val="19"/>
+          <w:szCs w:val="19"/>
+        </w:rPr>
+        <w:t xml:space="preserve">CTA: </w:t>
+      </w:r>
+      <w:r>
+        <w:rPr>
+          <w:color w:val="222222"/>
+          <w:sz w:val="19"/>
+          <w:szCs w:val="19"/>
+        </w:rPr>
+        <w:t xml:space="preserve">See last month's numbers</w:t>
+      </w:r>
+    </w:p>
+    <w:p>
+      <w:pPr>
+        <w:spacing w:after="40"/>
+      </w:pPr>
+      <w:r>
+        <w:rPr>
+          <w:b/>
+          <w:bCs/>
+          <w:color w:val="6E8B6E"/>
+          <w:sz w:val="19"/>
+          <w:szCs w:val="19"/>
+        </w:rPr>
+        <w:t xml:space="preserve">Visual: </w:t>
+      </w:r>
+      <w:r>
+        <w:rPr>
+          <w:i/>
+          <w:iCs/>
+          <w:color w:val="222222"/>
+          <w:sz w:val="19"/>
+          <w:szCs w:val="19"/>
+        </w:rPr>
+        <w:t xml:space="preserve">Simple stat-card graphic, 3-4 numbers max</w:t>
+      </w:r>
+    </w:p>
+    <w:p>
+      <w:pPr>
+        <w:spacing w:after="100"/>
+      </w:pPr>
+      <w:r>
+        <w:rPr>
+          <w:color w:val="5A5A5A"/>
+          <w:sz w:val="18"/>
+          <w:szCs w:val="18"/>
+        </w:rPr>
+        <w:t xml:space="preserve">#MonthlyUpdate #DonorTransparency</w:t>
+      </w:r>
+    </w:p>
+    <w:p>
+      <w:pPr>
+        <w:spacing w:after="40" w:before="160"/>
+      </w:pPr>
+      <w:r>
+        <w:rPr>
+          <w:b/>
+          <w:bCs/>
+          <w:color w:val="1E2761"/>
+          <w:sz w:val="22"/>
+          <w:szCs w:val="22"/>
+        </w:rPr>
+        <w:t xml:space="preserve">Governance Before Growth</w:t>
+      </w:r>
+    </w:p>
+    <w:p>
+      <w:pPr>
+        <w:spacing w:after="40"/>
+      </w:pPr>
+      <w:r>
+        <w:rPr>
+          <w:color w:val="222222"/>
+          <w:sz w:val="20"/>
+          <w:szCs w:val="20"/>
+        </w:rPr>
+        <w:t xml:space="preserve">We published our Constitution, Board Charter, and three policies before running a single program. Here's why that order matters.</w:t>
+      </w:r>
+    </w:p>
+    <w:p>
+      <w:pPr>
+        <w:spacing w:after="40"/>
+      </w:pPr>
+      <w:r>
+        <w:rPr>
+          <w:b/>
+          <w:bCs/>
+          <w:color w:val="B8543E"/>
+          <w:sz w:val="19"/>
+          <w:szCs w:val="19"/>
+        </w:rPr>
+        <w:t xml:space="preserve">CTA: </w:t>
+      </w:r>
+      <w:r>
+        <w:rPr>
+          <w:color w:val="222222"/>
+          <w:sz w:val="19"/>
+          <w:szCs w:val="19"/>
+        </w:rPr>
+        <w:t xml:space="preserve">Read the governance bundle</w:t>
+      </w:r>
+    </w:p>
+    <w:p>
+      <w:pPr>
+        <w:spacing w:after="40"/>
+      </w:pPr>
+      <w:r>
+        <w:rPr>
+          <w:b/>
+          <w:bCs/>
+          <w:color w:val="6E8B6E"/>
+          <w:sz w:val="19"/>
+          <w:szCs w:val="19"/>
+        </w:rPr>
+        <w:t xml:space="preserve">Visual: </w:t>
+      </w:r>
+      <w:r>
+        <w:rPr>
+          <w:i/>
+          <w:iCs/>
+          <w:color w:val="222222"/>
+          <w:sz w:val="19"/>
+          <w:szCs w:val="19"/>
+        </w:rPr>
+        <w:t xml:space="preserve">Stack-of-documents graphic with logo</w:t>
+      </w:r>
+    </w:p>
+    <w:p>
+      <w:pPr>
+        <w:spacing w:after="100"/>
+      </w:pPr>
+      <w:r>
+        <w:rPr>
+          <w:color w:val="5A5A5A"/>
+          <w:sz w:val="18"/>
+          <w:szCs w:val="18"/>
+        </w:rPr>
+        <w:t xml:space="preserve">#Governance #NGO</w:t>
+      </w:r>
+    </w:p>
+    <w:p>
+      <w:pPr>
+        <w:spacing w:after="40" w:before="160"/>
+      </w:pPr>
+      <w:r>
+        <w:rPr>
+          <w:b/>
+          <w:bCs/>
+          <w:color w:val="1E2761"/>
+          <w:sz w:val="22"/>
+          <w:szCs w:val="22"/>
+        </w:rPr>
+        <w:t xml:space="preserve">What Makes a Gift 'Smart'</w:t>
+      </w:r>
+    </w:p>
+    <w:p>
+      <w:pPr>
+        <w:spacing w:after="40"/>
+      </w:pPr>
+      <w:r>
+        <w:rPr>
+          <w:color w:val="222222"/>
+          <w:sz w:val="20"/>
+          <w:szCs w:val="20"/>
+        </w:rPr>
+        <w:t xml:space="preserve">Explaining the difference between reactive giving and directed, model-based giving — TJF's actual pitch, in plain language.</w:t>
+      </w:r>
+    </w:p>
+    <w:p>
+      <w:pPr>
+        <w:spacing w:after="40"/>
+      </w:pPr>
+      <w:r>
+        <w:rPr>
+          <w:b/>
+          <w:bCs/>
+          <w:color w:val="B8543E"/>
+          <w:sz w:val="19"/>
+          <w:szCs w:val="19"/>
+        </w:rPr>
+        <w:t xml:space="preserve">CTA: </w:t>
+      </w:r>
+      <w:r>
+        <w:rPr>
+          <w:color w:val="222222"/>
+          <w:sz w:val="19"/>
+          <w:szCs w:val="19"/>
+        </w:rPr>
+        <w:t xml:space="preserve">See how directed giving works</w:t>
+      </w:r>
+    </w:p>
+    <w:p>
+      <w:pPr>
+        <w:spacing w:after="40"/>
+      </w:pPr>
+      <w:r>
+        <w:rPr>
+          <w:b/>
+          <w:bCs/>
+          <w:color w:val="6E8B6E"/>
+          <w:sz w:val="19"/>
+          <w:szCs w:val="19"/>
+        </w:rPr>
+        <w:t xml:space="preserve">Visual: </w:t>
+      </w:r>
+      <w:r>
+        <w:rPr>
+          <w:i/>
+          <w:iCs/>
+          <w:color w:val="222222"/>
+          <w:sz w:val="19"/>
+          <w:szCs w:val="19"/>
+        </w:rPr>
+        <w:t xml:space="preserve">Simple before/after flow graphic</w:t>
+      </w:r>
+    </w:p>
+    <w:p>
+      <w:pPr>
+        <w:spacing w:after="100"/>
+      </w:pPr>
+      <w:r>
+        <w:rPr>
+          <w:color w:val="5A5A5A"/>
+          <w:sz w:val="18"/>
+          <w:szCs w:val="18"/>
+        </w:rPr>
+        <w:t xml:space="preserve">#GiveSmarter #SocialImpact</w:t>
+      </w:r>
+    </w:p>
+    <w:p>
+      <w:pPr>
+        <w:pStyle w:val="Heading2"/>
+        <w:spacing w:after="110" w:before="220"/>
+      </w:pPr>
+      <w:r>
+        <w:rPr>
+          <w:b/>
+          <w:bCs/>
+          <w:color w:val="B8543E"/>
+        </w:rPr>
+        <w:t xml:space="preserve">Sample Inspirational Captions</w:t>
+      </w:r>
+    </w:p>
+    <w:p>
+      <w:pPr>
+        <w:spacing w:after="90"/>
+        <w:ind w:left="431"/>
+      </w:pPr>
+      <w:r>
+        <w:rPr>
+          <w:color w:val="222222"/>
+        </w:rPr>
+        <w:t xml:space="preserve">•  "A family's challenges rarely come one at a time. Neither does our help."</w:t>
+      </w:r>
+    </w:p>
+    <w:p>
+      <w:pPr>
+        <w:spacing w:after="90"/>
+        <w:ind w:left="431"/>
+      </w:pPr>
+      <w:r>
+        <w:rPr>
+          <w:color w:val="222222"/>
+        </w:rPr>
+        <w:t xml:space="preserve">•  "Hope isn't a feeling here — it's a school fee paid, a clinic visit kept, a small business started."</w:t>
+      </w:r>
+    </w:p>
+    <w:p>
+      <w:pPr>
+        <w:spacing w:after="90"/>
+        <w:ind w:left="431"/>
+      </w:pPr>
+      <w:r>
+        <w:rPr>
+          <w:color w:val="222222"/>
+        </w:rPr>
+        <w:t xml:space="preserve">•  "We measure impact in specifics: one child, one check-up, one loan. Not slogans."</w:t>
+      </w:r>
+    </w:p>
+    <w:p>
+      <w:pPr>
+        <w:spacing w:after="90"/>
+        <w:ind w:left="431"/>
+      </w:pPr>
+      <w:r>
+        <w:rPr>
+          <w:color w:val="222222"/>
+        </w:rPr>
+        <w:t xml:space="preserve">•  "Building whole communities starts with believing a whole family deserves a whole solution."</w:t>
+      </w:r>
+    </w:p>
+    <w:p>
+      <w:pPr>
+        <w:spacing w:after="90"/>
+        <w:ind w:left="431"/>
+      </w:pPr>
+      <w:r>
+        <w:rPr>
+          <w:color w:val="222222"/>
+        </w:rPr>
+        <w:t xml:space="preserve">•  "You don't need a fortune to change a family's year. You need $15 a month and a plan that works."</w:t>
+      </w:r>
+    </w:p>
+    <w:p>
+      <w:pPr>
+        <w:spacing w:after="90"/>
+        <w:ind w:left="431"/>
+      </w:pPr>
+      <w:r>
+        <w:rPr>
+          <w:color w:val="222222"/>
+        </w:rPr>
+        <w:t xml:space="preserve">•  "We're not asking you to believe in magic. We're asking you to believe in a model — and check our work."</w:t>
+      </w:r>
+    </w:p>
+    <w:p>
+      <w:pPr>
+        <w:spacing w:after="90"/>
+        <w:ind w:left="431"/>
+      </w:pPr>
+      <w:r>
+        <w:rPr>
+          <w:color w:val="222222"/>
+        </w:rPr>
+        <w:t xml:space="preserve">•  "Small, consistent, and honest beats big, occasional, and vague. Every time."</w:t>
+      </w:r>
+    </w:p>
+    <w:p>
+      <w:pPr>
+        <w:spacing w:after="90"/>
+        <w:ind w:left="431"/>
+      </w:pPr>
+      <w:r>
+        <w:rPr>
+          <w:color w:val="222222"/>
+        </w:rPr>
+        <w:t xml:space="preserve">•  "A foundation's first act shouldn't be a fundraiser. Ours was a Constitution."</w:t>
+      </w:r>
+    </w:p>
+    <w:p>
+      <w:pPr>
+        <w:spacing w:after="90"/>
+        <w:ind w:left="431"/>
+      </w:pPr>
+      <w:r>
+        <w:rPr>
+          <w:color w:val="222222"/>
+        </w:rPr>
+        <w:t xml:space="preserve">•  "Four pillars. One family. Zero guesswork about where your gift goes."</w:t>
+      </w:r>
+    </w:p>
+    <w:p>
+      <w:pPr>
+        <w:spacing w:after="90"/>
+        <w:ind w:left="431"/>
+      </w:pPr>
+      <w:r>
+        <w:rPr>
+          <w:color w:val="222222"/>
+        </w:rPr>
+        <w:t xml:space="preserve">•  "We measure 'impact' the boring way: receipts, numbers, and named outcomes."</w:t>
+      </w:r>
+    </w:p>
+    <w:p>
+      <w:pPr>
+        <w:spacing w:after="90"/>
+        <w:ind w:left="431"/>
+      </w:pPr>
+      <w:r>
+        <w:rPr>
+          <w:color w:val="222222"/>
+        </w:rPr>
+        <w:t xml:space="preserve">•  "Founding stage isn't a disclaimer. It's an invitation to build this with us."</w:t>
+      </w:r>
+    </w:p>
+    <w:p>
+      <w:pPr>
+        <w:spacing w:after="90"/>
+        <w:ind w:left="431"/>
+      </w:pPr>
+      <w:r>
+        <w:rPr>
+          <w:color w:val="222222"/>
+        </w:rPr>
+        <w:t xml:space="preserve">•  "Hope is a plan with a budget behind it."</w:t>
+      </w:r>
+    </w:p>
+    <w:p>
+      <w:pPr>
+        <w:spacing w:after="90"/>
+        <w:ind w:left="431"/>
+      </w:pPr>
+      <w:r>
+        <w:rPr>
+          <w:color w:val="222222"/>
+        </w:rPr>
+        <w:t xml:space="preserve">•  "We'd rather say 'not yet tracked' than make up a number. Ask us anything."</w:t>
+      </w:r>
+    </w:p>
+    <w:p>
+      <w:pPr>
+        <w:spacing w:after="90"/>
+        <w:ind w:left="431"/>
+      </w:pPr>
+      <w:r>
+        <w:rPr>
+          <w:color w:val="222222"/>
+        </w:rPr>
+        <w:t xml:space="preserve">•  "Every family we serve is dealing with more than one thing. So are we."</w:t>
+      </w:r>
+    </w:p>
+    <w:p>
+      <w:pPr>
+        <w:pStyle w:val="Heading2"/>
+        <w:spacing w:after="110" w:before="220"/>
+      </w:pPr>
+      <w:r>
+        <w:rPr>
+          <w:b/>
+          <w:bCs/>
+          <w:color w:val="B8543E"/>
+        </w:rPr>
+        <w:t xml:space="preserve">Sample Donor-Focused Messages</w:t>
+      </w:r>
+    </w:p>
+    <w:p>
+      <w:pPr>
+        <w:spacing w:after="90"/>
+        <w:ind w:left="431"/>
+      </w:pPr>
+      <w:r>
+        <w:rPr>
+          <w:color w:val="222222"/>
+        </w:rPr>
+        <w:t xml:space="preserve">•  "Your $40/month funds a full month of community health outreach for one family — not a metaphor, an actual outreach visit."</w:t>
+      </w:r>
+    </w:p>
+    <w:p>
+      <w:pPr>
+        <w:spacing w:after="90"/>
+        <w:ind w:left="431"/>
+      </w:pPr>
+      <w:r>
+        <w:rPr>
+          <w:color w:val="222222"/>
+        </w:rPr>
+        <w:t xml:space="preserve">•  "We publish our governance documents before we ask for your gift, because trust should be verifiable, not assumed."</w:t>
+      </w:r>
+    </w:p>
+    <w:p>
+      <w:pPr>
+        <w:spacing w:after="90"/>
+        <w:ind w:left="431"/>
+      </w:pPr>
+      <w:r>
+        <w:rPr>
+          <w:color w:val="222222"/>
+        </w:rPr>
+        <w:t xml:space="preserve">•  "Recurring gifts let us plan programs with confidence instead of guessing what next quarter looks like. That's why we ask for monthly, not just once."</w:t>
+      </w:r>
+    </w:p>
+    <w:p>
+      <w:pPr>
+        <w:spacing w:after="90"/>
+        <w:ind w:left="431"/>
+      </w:pPr>
+      <w:r>
+        <w:rPr>
+          <w:color w:val="222222"/>
+        </w:rPr>
+        <w:t xml:space="preserve">•  "A $500 Guardian gift covers one child's school fees, one health check-up, and seed funding for one parent's business — one gift, three outcomes, one family."</w:t>
+      </w:r>
+    </w:p>
+    <w:p>
+      <w:pPr>
+        <w:spacing w:after="90"/>
+        <w:ind w:left="431"/>
+      </w:pPr>
+      <w:r>
+        <w:rPr>
+          <w:color w:val="222222"/>
+        </w:rPr>
+        <w:t xml:space="preserve">•  "Founder's Circle members don't just give — they get quarterly briefings directly from our Executive Director, not a form letter."</w:t>
+      </w:r>
+    </w:p>
+    <w:p>
+      <w:pPr>
+        <w:spacing w:after="90"/>
+        <w:ind w:left="431"/>
+      </w:pPr>
+      <w:r>
+        <w:rPr>
+          <w:color w:val="222222"/>
+        </w:rPr>
+        <w:t xml:space="preserve">•  "We publish who sits on our Board, what they've committed to, and how to hold them accountable. That's the deal."</w:t>
+      </w:r>
+    </w:p>
+    <w:p>
+      <w:pPr>
+        <w:spacing w:after="90"/>
+        <w:ind w:left="431"/>
+      </w:pPr>
+      <w:r>
+        <w:rPr>
+          <w:color w:val="222222"/>
+        </w:rPr>
+        <w:t xml:space="preserve">•  "Every Send Home Hope member gets a real quarterly report: numbers, not just a thank-you note."</w:t>
+      </w:r>
+    </w:p>
+    <w:p>
+      <w:pPr>
+        <w:spacing w:after="90"/>
+        <w:ind w:left="431"/>
+      </w:pPr>
+      <w:r>
+        <w:rPr>
+          <w:color w:val="222222"/>
+        </w:rPr>
+        <w:t xml:space="preserve">•  "Ask us for our audited financials once we have them. We'll have already sent them to you."</w:t>
+      </w:r>
+    </w:p>
+    <w:p>
+      <w:pPr>
+        <w:spacing w:after="90"/>
+        <w:ind w:left="431"/>
+      </w:pPr>
+      <w:r>
+        <w:rPr>
+          <w:color w:val="222222"/>
+        </w:rPr>
+        <w:t xml:space="preserve">•  "You're not funding a slogan. You're funding a specific line item, and we'll tell you which one."</w:t>
+      </w:r>
+    </w:p>
+    <w:p>
+      <w:pPr>
+        <w:pStyle w:val="Heading2"/>
+        <w:spacing w:after="110" w:before="220"/>
+      </w:pPr>
+      <w:r>
+        <w:rPr>
+          <w:b/>
+          <w:bCs/>
+          <w:color w:val="B8543E"/>
+        </w:rPr>
+        <w:t xml:space="preserve">LinkedIn Thought Leadership Angles (institutional audience)</w:t>
+      </w:r>
+    </w:p>
+    <w:p>
+      <w:pPr>
+        <w:spacing w:after="90"/>
+        <w:ind w:left="431"/>
+      </w:pPr>
+      <w:r>
+        <w:rPr>
+          <w:color w:val="222222"/>
+        </w:rPr>
+        <w:t xml:space="preserve">•  "Why Integrated Giving Outperforms Single-Issue Charity" — a data/reasoning-led piece on the four-pillar model</w:t>
+      </w:r>
+    </w:p>
+    <w:p>
+      <w:pPr>
+        <w:spacing w:after="90"/>
+        <w:ind w:left="431"/>
+      </w:pPr>
+      <w:r>
+        <w:rPr>
+          <w:color w:val="222222"/>
+        </w:rPr>
+        <w:t xml:space="preserve">•  "What Institutional Funders Actually Check For in Due Diligence" — positions TJF as understanding funder needs</w:t>
+      </w:r>
+    </w:p>
+    <w:p>
+      <w:pPr>
+        <w:spacing w:after="90"/>
+        <w:ind w:left="431"/>
+      </w:pPr>
+      <w:r>
+        <w:rPr>
+          <w:color w:val="222222"/>
+        </w:rPr>
+        <w:t xml:space="preserve">•  "Governance Before Growth: Why We Published Our Constitution Before Our First Program Photo"</w:t>
+      </w:r>
+    </w:p>
+    <w:p>
+      <w:pPr>
+        <w:spacing w:after="90"/>
+        <w:ind w:left="431"/>
+      </w:pPr>
+      <w:r>
+        <w:rPr>
+          <w:color w:val="222222"/>
+        </w:rPr>
+        <w:t xml:space="preserve">•  "The Diaspora Giving Gap — and What We're Doing About It" (ties to Send Home Hope)</w:t>
+      </w:r>
+    </w:p>
+    <w:p>
+      <w:pPr>
+        <w:spacing w:after="90"/>
+        <w:ind w:left="431"/>
+      </w:pPr>
+      <w:r>
+        <w:rPr>
+          <w:color w:val="222222"/>
+        </w:rPr>
+        <w:t xml:space="preserve">•  "Founding Stage ≠ Unready: A Transparent Look at What We've Built So Far"</w:t>
+      </w:r>
+    </w:p>
+    <w:p>
+      <w:pPr>
+        <w:spacing w:after="90"/>
+        <w:ind w:left="431"/>
+      </w:pPr>
+      <w:r>
+        <w:rPr>
+          <w:color w:val="222222"/>
+        </w:rPr>
+        <w:t xml:space="preserve">•  "The Case for Publishing Your Conflict of Interest Policy Before Your First Grant Application"</w:t>
+      </w:r>
+    </w:p>
+    <w:p>
+      <w:pPr>
+        <w:spacing w:after="90"/>
+        <w:ind w:left="431"/>
+      </w:pPr>
+      <w:r>
+        <w:rPr>
+          <w:color w:val="222222"/>
+        </w:rPr>
+        <w:t xml:space="preserve">•  "What a Delegation-of-Authority Matrix Signals to an Institutional Funder (And Why Most Startups Skip It)"</w:t>
+      </w:r>
+    </w:p>
+    <w:p>
+      <w:pPr>
+        <w:spacing w:after="90"/>
+        <w:ind w:left="431"/>
+      </w:pPr>
+      <w:r>
+        <w:rPr>
+          <w:color w:val="222222"/>
+        </w:rPr>
+        <w:t xml:space="preserve">•  "Four Sectors, One Balance Sheet: The Operational Case for Integrated NGO Models"</w:t>
+      </w:r>
+    </w:p>
+    <w:p>
+      <w:pPr>
+        <w:spacing w:after="90"/>
+        <w:ind w:left="431"/>
+      </w:pPr>
+      <w:r>
+        <w:rPr>
+          <w:color w:val="222222"/>
+        </w:rPr>
+        <w:t xml:space="preserve">•  "Safeguarding Isn't Overhead — It's the First Thing Serious Funders Check"</w:t>
+      </w:r>
+    </w:p>
+    <w:p>
+      <w:pPr>
+        <w:spacing w:after="90"/>
+        <w:ind w:left="431"/>
+      </w:pPr>
+      <w:r>
+        <w:rPr>
+          <w:color w:val="222222"/>
+        </w:rPr>
+        <w:t xml:space="preserve">•  "Why We're Building Our Board Before We Build Our Program Roster"</w:t>
+      </w:r>
+    </w:p>
+    <w:p>
+      <w:pPr>
+        <w:spacing w:after="90"/>
+        <w:ind w:left="431"/>
+      </w:pPr>
+      <w:r>
+        <w:rPr>
+          <w:color w:val="222222"/>
+        </w:rPr>
+        <w:t xml:space="preserve">•  "A Field Note on Uganda's NGO Registration Process, From the Inside"</w:t>
+      </w:r>
+    </w:p>
+    <w:p>
+      <w:pPr>
+        <w:pStyle w:val="Heading2"/>
+        <w:spacing w:after="110" w:before="220"/>
+      </w:pPr>
+      <w:r>
+        <w:rPr>
+          <w:b/>
+          <w:bCs/>
+          <w:color w:val="B8543E"/>
+        </w:rPr>
+        <w:t xml:space="preserve">Facebook Engagement Post Angles (community audience)</w:t>
+      </w:r>
+    </w:p>
+    <w:p>
+      <w:pPr>
+        <w:spacing w:after="90"/>
+        <w:ind w:left="431"/>
+      </w:pPr>
+      <w:r>
+        <w:rPr>
+          <w:color w:val="222222"/>
+        </w:rPr>
+        <w:t xml:space="preserve">•  "Tag someone who'd want to follow this journey with us."</w:t>
+      </w:r>
+    </w:p>
+    <w:p>
+      <w:pPr>
+        <w:spacing w:after="90"/>
+        <w:ind w:left="431"/>
+      </w:pPr>
+      <w:r>
+        <w:rPr>
+          <w:color w:val="222222"/>
+        </w:rPr>
+        <w:t xml:space="preserve">•  "Which of our four pillars means the most to you — and why? Tell us below."</w:t>
+      </w:r>
+    </w:p>
+    <w:p>
+      <w:pPr>
+        <w:spacing w:after="90"/>
+        <w:ind w:left="431"/>
+      </w:pPr>
+      <w:r>
+        <w:rPr>
+          <w:color w:val="222222"/>
+        </w:rPr>
+        <w:t xml:space="preserve">•  "Ask us anything about how TJF actually works — we'll answer every comment."</w:t>
+      </w:r>
+    </w:p>
+    <w:p>
+      <w:pPr>
+        <w:spacing w:after="90"/>
+        <w:ind w:left="431"/>
+      </w:pPr>
+      <w:r>
+        <w:rPr>
+          <w:color w:val="222222"/>
+        </w:rPr>
+        <w:t xml:space="preserve">•  "Comment your country/city — let's see how far this diaspora community actually stretches."</w:t>
+      </w:r>
+    </w:p>
+    <w:p>
+      <w:pPr>
+        <w:spacing w:after="90"/>
+        <w:ind w:left="431"/>
+      </w:pPr>
+      <w:r>
+        <w:rPr>
+          <w:color w:val="222222"/>
+        </w:rPr>
+        <w:t xml:space="preserve">•  "If you could pick one pillar for us to focus double energy on this quarter, which would it be?"</w:t>
+      </w:r>
+    </w:p>
+    <w:p>
+      <w:pPr>
+        <w:spacing w:after="90"/>
+        <w:ind w:left="431"/>
+      </w:pPr>
+      <w:r>
+        <w:rPr>
+          <w:color w:val="222222"/>
+        </w:rPr>
+        <w:t xml:space="preserve">•  "Guess the number: how many pages is our published governance bundle? (Answer + link in comments)"</w:t>
+      </w:r>
+    </w:p>
+    <w:p>
+      <w:pPr>
+        <w:spacing w:after="90"/>
+        <w:ind w:left="431"/>
+      </w:pPr>
+      <w:r>
+        <w:rPr>
+          <w:color w:val="222222"/>
+        </w:rPr>
+        <w:t xml:space="preserve">•  "Share this post if you believe giving should be transparent, not just generous."</w:t>
+      </w:r>
+    </w:p>
+    <w:p>
+      <w:pPr>
+        <w:spacing w:after="90"/>
+        <w:ind w:left="431"/>
+      </w:pPr>
+      <w:r>
+        <w:rPr>
+          <w:color w:val="222222"/>
+        </w:rPr>
+        <w:t xml:space="preserve">•  "What's one question you'd want a nonprofit to answer before you'd donate? We'll answer it publicly."</w:t>
+      </w:r>
+    </w:p>
+    <w:p>
+      <w:pPr>
+        <w:spacing w:after="90"/>
+        <w:ind w:left="431"/>
+      </w:pPr>
+      <w:r>
+        <w:rPr>
+          <w:color w:val="222222"/>
+        </w:rPr>
+        <w:t xml:space="preserve">•  "React with 🌱 if you're new here — we want to say a proper hello."</w:t>
+      </w:r>
+    </w:p>
+    <w:p>
+      <w:pPr>
+        <w:pStyle w:val="Heading2"/>
+        <w:spacing w:after="110" w:before="220"/>
+      </w:pPr>
+      <w:r>
+        <w:rPr>
+          <w:b/>
+          <w:bCs/>
+          <w:color w:val="B8543E"/>
+        </w:rPr>
+        <w:t xml:space="preserve">Instagram Reels Concepts</w:t>
+      </w:r>
+    </w:p>
+    <w:p>
+      <w:pPr>
+        <w:spacing w:after="90"/>
+        <w:ind w:left="431"/>
+      </w:pPr>
+      <w:r>
+        <w:rPr>
+          <w:color w:val="222222"/>
+        </w:rPr>
+        <w:t xml:space="preserve">•  60-second "one gift, four outcomes" explainer, fast cuts, on-screen text only, no voiceover needed</w:t>
+      </w:r>
+    </w:p>
+    <w:p>
+      <w:pPr>
+        <w:spacing w:after="90"/>
+        <w:ind w:left="431"/>
+      </w:pPr>
+      <w:r>
+        <w:rPr>
+          <w:color w:val="222222"/>
+        </w:rPr>
+        <w:t xml:space="preserve">•  "A day in the life of a Community Health Champion" (once program launches, real footage with consent)</w:t>
+      </w:r>
+    </w:p>
+    <w:p>
+      <w:pPr>
+        <w:spacing w:after="90"/>
+        <w:ind w:left="431"/>
+      </w:pPr>
+      <w:r>
+        <w:rPr>
+          <w:color w:val="222222"/>
+        </w:rPr>
+        <w:t xml:space="preserve">•  Founder walks through the four pillars using four physical objects on a table (school book, stethoscope, coin, plant)</w:t>
+      </w:r>
+    </w:p>
+    <w:p>
+      <w:pPr>
+        <w:spacing w:after="90"/>
+        <w:ind w:left="431"/>
+      </w:pPr>
+      <w:r>
+        <w:rPr>
+          <w:color w:val="222222"/>
+        </w:rPr>
+        <w:t xml:space="preserve">•  "Reading our own governance documents out loud" — quick, slightly cheeky transparency format, one clause per Reel</w:t>
+      </w:r>
+    </w:p>
+    <w:p>
+      <w:pPr>
+        <w:spacing w:after="90"/>
+        <w:ind w:left="431"/>
+      </w:pPr>
+      <w:r>
+        <w:rPr>
+          <w:color w:val="222222"/>
+        </w:rPr>
+        <w:t xml:space="preserve">•  Split-screen: "What $15/month looks like" vs. "What $15 one-time looks like" — recurring-giving explainer</w:t>
+      </w:r>
+    </w:p>
+    <w:p>
+      <w:pPr>
+        <w:spacing w:after="90"/>
+        <w:ind w:left="431"/>
+      </w:pPr>
+      <w:r>
+        <w:rPr>
+          <w:color w:val="222222"/>
+        </w:rPr>
+        <w:t xml:space="preserve">•  Time-lapse style: sketching the four-pillar logo mark from scratch, voiceover explaining what each leaf represents</w:t>
+      </w:r>
+    </w:p>
+    <w:p>
+      <w:pPr>
+        <w:spacing w:after="90"/>
+        <w:ind w:left="431"/>
+      </w:pPr>
+      <w:r>
+        <w:rPr>
+          <w:color w:val="222222"/>
+        </w:rPr>
+        <w:t xml:space="preserve">•  "Things people assume about a founding-stage NGO — and which ones are true" quick-fire format</w:t>
+      </w:r>
+    </w:p>
+    <w:p>
+      <w:pPr>
+        <w:spacing w:after="90"/>
+        <w:ind w:left="431"/>
+      </w:pPr>
+      <w:r>
+        <w:rPr>
+          <w:color w:val="222222"/>
+        </w:rPr>
+        <w:t xml:space="preserve">•  Map zoom-in: from a world view down to Kampala, down to the specific community context TJF serves</w:t>
+      </w:r>
+    </w:p>
+    <w:p>
+      <w:pPr>
+        <w:spacing w:after="90"/>
+        <w:ind w:left="431"/>
+      </w:pPr>
+      <w:r>
+        <w:rPr>
+          <w:color w:val="222222"/>
+        </w:rPr>
+        <w:t xml:space="preserve">•  "POV: you're a Trustee reading the Conflict of Interest Policy for the first time" — light, humanizing format</w:t>
+      </w:r>
+    </w:p>
+    <w:p>
+      <w:pPr>
+        <w:pStyle w:val="Heading2"/>
+        <w:spacing w:after="110" w:before="220"/>
+      </w:pPr>
+      <w:r>
+        <w:rPr>
+          <w:b/>
+          <w:bCs/>
+          <w:color w:val="B8543E"/>
+        </w:rPr>
+        <w:t xml:space="preserve">YouTube Video Ideas</w:t>
+      </w:r>
+    </w:p>
+    <w:p>
+      <w:pPr>
+        <w:spacing w:after="90"/>
+        <w:ind w:left="431"/>
+      </w:pPr>
+      <w:r>
+        <w:rPr>
+          <w:color w:val="222222"/>
+        </w:rPr>
+        <w:t xml:space="preserve">•  "Why We Built TJF" — 4–6 minute founder documentary-style piece</w:t>
+      </w:r>
+    </w:p>
+    <w:p>
+      <w:pPr>
+        <w:spacing w:after="90"/>
+        <w:ind w:left="431"/>
+      </w:pPr>
+      <w:r>
+        <w:rPr>
+          <w:color w:val="222222"/>
+        </w:rPr>
+        <w:t xml:space="preserve">•  "Inside Our Governance: A Transparency Walkthrough" — screen-recording style tour of the published governance bundle</w:t>
+      </w:r>
+    </w:p>
+    <w:p>
+      <w:pPr>
+        <w:spacing w:after="90"/>
+        <w:ind w:left="431"/>
+      </w:pPr>
+      <w:r>
+        <w:rPr>
+          <w:color w:val="222222"/>
+        </w:rPr>
+        <w:t xml:space="preserve">•  Quarterly "State of TJF" update video — metrics, milestones, what's next</w:t>
+      </w:r>
+    </w:p>
+    <w:p>
+      <w:pPr>
+        <w:spacing w:after="90"/>
+        <w:ind w:left="431"/>
+      </w:pPr>
+      <w:r>
+        <w:rPr>
+          <w:color w:val="222222"/>
+        </w:rPr>
+        <w:t xml:space="preserve">•  "How We Registered an NGO in Uganda" — a practical, sector-useful explainer that also builds credibility</w:t>
+      </w:r>
+    </w:p>
+    <w:p>
+      <w:pPr>
+        <w:spacing w:after="90"/>
+        <w:ind w:left="431"/>
+      </w:pPr>
+      <w:r>
+        <w:rPr>
+          <w:color w:val="222222"/>
+        </w:rPr>
+        <w:t xml:space="preserve">•  Long-form interview: founder + first Trustee discuss why they said yes to the founding board</w:t>
+      </w:r>
+    </w:p>
+    <w:p>
+      <w:pPr>
+        <w:spacing w:after="90"/>
+        <w:ind w:left="431"/>
+      </w:pPr>
+      <w:r>
+        <w:rPr>
+          <w:color w:val="222222"/>
+        </w:rPr>
+        <w:t xml:space="preserve">•  "Reading the Room": a walkthrough of what institutional funders actually look for in due diligence, illustrated with TJF's own documents as the example</w:t>
+      </w:r>
+    </w:p>
+    <w:p>
+      <w:pPr>
+        <w:spacing w:after="90"/>
+        <w:ind w:left="431"/>
+      </w:pPr>
+      <w:r>
+        <w:rPr>
+          <w:color w:val="222222"/>
+        </w:rPr>
+        <w:t xml:space="preserve">•  Diaspora spotlight series — a longer-form conversation with an early Send Home Hope member about why they joined</w:t>
+      </w:r>
+    </w:p>
+    <w:p>
+      <w:pPr>
+        <w:spacing w:after="90"/>
+        <w:ind w:left="431"/>
+      </w:pPr>
+      <w:r>
+        <w:rPr>
+          <w:color w:val="222222"/>
+        </w:rPr>
+        <w:t xml:space="preserve">•  "The Four Pillars, Explained Properly" — a single in-depth video replacing the need for four separate short explainers</w:t>
+      </w:r>
+    </w:p>
+    <w:p>
+      <w:pPr>
+        <w:spacing w:after="90"/>
+        <w:ind w:left="431"/>
+      </w:pPr>
+      <w:r>
+        <w:rPr>
+          <w:color w:val="222222"/>
+        </w:rPr>
+        <w:t xml:space="preserve">•  Annual Impact Report video walkthrough — narrated tour of the year's actual numbers</w:t>
+      </w:r>
+    </w:p>
+    <w:p>
+      <w:pPr>
+        <w:pStyle w:val="Heading2"/>
+        <w:spacing w:after="110" w:before="220"/>
+      </w:pPr>
+      <w:r>
+        <w:rPr>
+          <w:b/>
+          <w:bCs/>
+          <w:color w:val="B8543E"/>
         </w:rPr>
         <w:t xml:space="preserve">TikTok Campaign Ideas</w:t>
       </w:r>
@@ -3871,6 +5140,90 @@
           <w:color w:val="222222"/>
         </w:rPr>
         <w:t xml:space="preserve">•  Myth vs. fact quick-cut series: "Myth: charities need to pick one cause. Fact: we picked four, on purpose."</w:t>
+      </w:r>
+    </w:p>
+    <w:p>
+      <w:pPr>
+        <w:spacing w:after="90"/>
+        <w:ind w:left="431"/>
+      </w:pPr>
+      <w:r>
+        <w:rPr>
+          <w:color w:val="222222"/>
+        </w:rPr>
+        <w:t xml:space="preserve">•  "Rating nonprofit red flags" trend format — TJF humorously rates its own transparency choices against common NGO red flags</w:t>
+      </w:r>
+    </w:p>
+    <w:p>
+      <w:pPr>
+        <w:spacing w:after="90"/>
+        <w:ind w:left="431"/>
+      </w:pPr>
+      <w:r>
+        <w:rPr>
+          <w:color w:val="222222"/>
+        </w:rPr>
+        <w:t xml:space="preserve">•  Duet-bait: "Finish this sentence: A good nonprofit always..." inviting responses TJF can react to</w:t>
+      </w:r>
+    </w:p>
+    <w:p>
+      <w:pPr>
+        <w:spacing w:after="90"/>
+        <w:ind w:left="431"/>
+      </w:pPr>
+      <w:r>
+        <w:rPr>
+          <w:color w:val="222222"/>
+        </w:rPr>
+        <w:t xml:space="preserve">•  "Founding stage diary" — short, unpolished, authentic day-in-the-life clips from the founding team</w:t>
+      </w:r>
+    </w:p>
+    <w:p>
+      <w:pPr>
+        <w:spacing w:after="90"/>
+        <w:ind w:left="431"/>
+      </w:pPr>
+      <w:r>
+        <w:rPr>
+          <w:color w:val="222222"/>
+        </w:rPr>
+        <w:t xml:space="preserve">•  Quick stitch-friendly format: "POV: you just found out your $15/month funds a specific kid's school supplies"</w:t>
+      </w:r>
+    </w:p>
+    <w:p>
+      <w:pPr>
+        <w:spacing w:after="90"/>
+        <w:ind w:left="431"/>
+      </w:pPr>
+      <w:r>
+        <w:rPr>
+          <w:color w:val="222222"/>
+        </w:rPr>
+        <w:t xml:space="preserve">•  Sound-trend adaptation: TJF's four pillars set to a trending audio format, fast visual cuts, brand colors</w:t>
+      </w:r>
+    </w:p>
+    <w:p>
+      <w:pPr>
+        <w:spacing w:after="90"/>
+        <w:ind w:left="431"/>
+      </w:pPr>
+      <w:r>
+        <w:rPr>
+          <w:color w:val="222222"/>
+        </w:rPr>
+        <w:t xml:space="preserve">•  "Explain your NGO's model in one breath" challenge — founder attempts it, invites other founders to try</w:t>
+      </w:r>
+    </w:p>
+    <w:p>
+      <w:pPr>
+        <w:spacing w:after="90"/>
+        <w:ind w:left="431"/>
+      </w:pPr>
+      <w:r>
+        <w:rPr>
+          <w:color w:val="222222"/>
+        </w:rPr>
+        <w:t xml:space="preserve">•  Behind-the-scenes: unboxing/reviewing the printed governance bundle, light and slightly self-aware tone</w:t>
       </w:r>
     </w:p>
     <w:p>
@@ -6363,7 +7716,7 @@
                 <w:sz w:val="19"/>
                 <w:szCs w:val="19"/>
               </w:rPr>
-              <w:t xml:space="preserve">Mobile clinic explainer content, health worker spotlights</w:t>
+              <w:t>Mobile clinic explainer content, health worker spotlights, malaria-prevention awareness content</w:t>
             </w:r>
           </w:p>
         </w:tc>
@@ -6407,7 +7760,7 @@
                 <w:sz w:val="19"/>
                 <w:szCs w:val="19"/>
               </w:rPr>
-              <w:t xml:space="preserve">Community Health Champion journey</w:t>
+              <w:t>Community Health Champion journey, with malaria prevention and response as a leading storyline given its outsized toll in sub-Saharan Africa</w:t>
             </w:r>
           </w:p>
         </w:tc>
@@ -6497,7 +7850,7 @@
                 <w:sz w:val="19"/>
                 <w:szCs w:val="19"/>
               </w:rPr>
-              <w:t xml:space="preserve">$100/month Champion tier</w:t>
+              <w:t>$100/month Champion tier; bed-net distribution sponsorship</w:t>
             </w:r>
           </w:p>
         </w:tc>
